--- a/input/E019 Ethan Mollick/Ethan Mollick Script for Rana.docx
+++ b/input/E019 Ethan Mollick/Ethan Mollick Script for Rana.docx
@@ -62,7 +62,6 @@
       <w:pPr>
         <w:spacing w:after="280" w:lineRule="auto"/>
         <w:rPr>
-          <w:strike w:val="1"/>
           <w:color w:val="a3a3a3"/>
           <w:sz w:val="24"/>
           <w:szCs w:val="24"/>
@@ -572,7 +571,6 @@
         <w:spacing w:after="280" w:lineRule="auto"/>
         <w:ind w:firstLine="720"/>
         <w:rPr>
-          <w:strike w:val="1"/>
           <w:color w:val="a3a3a3"/>
           <w:sz w:val="24"/>
           <w:szCs w:val="24"/>
@@ -868,7 +866,6 @@
       <w:pPr>
         <w:spacing w:after="280" w:lineRule="auto"/>
         <w:rPr>
-          <w:strike w:val="1"/>
           <w:color w:val="a3a3a3"/>
           <w:sz w:val="24"/>
           <w:szCs w:val="24"/>
@@ -970,7 +967,6 @@
       <w:pPr>
         <w:spacing w:after="280" w:lineRule="auto"/>
         <w:rPr>
-          <w:strike w:val="1"/>
           <w:color w:val="a3a3a3"/>
           <w:sz w:val="24"/>
           <w:szCs w:val="24"/>
@@ -1219,7 +1215,6 @@
       <w:pPr>
         <w:spacing w:after="280" w:lineRule="auto"/>
         <w:rPr>
-          <w:strike w:val="1"/>
           <w:color w:val="a3a3a3"/>
           <w:sz w:val="24"/>
           <w:szCs w:val="24"/>
@@ -2144,7 +2139,6 @@
       <w:pPr>
         <w:spacing w:after="280" w:lineRule="auto"/>
         <w:rPr>
-          <w:strike w:val="1"/>
           <w:color w:val="a3a3a3"/>
           <w:sz w:val="24"/>
           <w:szCs w:val="24"/>
@@ -2299,7 +2293,6 @@
       <w:pPr>
         <w:spacing w:after="280" w:lineRule="auto"/>
         <w:rPr>
-          <w:strike w:val="1"/>
           <w:color w:val="a3a3a3"/>
           <w:sz w:val="24"/>
           <w:szCs w:val="24"/>
@@ -3870,7 +3863,6 @@
       <w:pPr>
         <w:spacing w:after="280" w:lineRule="auto"/>
         <w:rPr>
-          <w:strike w:val="1"/>
           <w:color w:val="a3a3a3"/>
           <w:sz w:val="24"/>
           <w:szCs w:val="24"/>
@@ -4291,7 +4283,6 @@
       <w:pPr>
         <w:spacing w:after="280" w:lineRule="auto"/>
         <w:rPr>
-          <w:strike w:val="1"/>
           <w:color w:val="a3a3a3"/>
           <w:sz w:val="24"/>
           <w:szCs w:val="24"/>
@@ -4380,7 +4371,6 @@
       <w:pPr>
         <w:spacing w:after="280" w:lineRule="auto"/>
         <w:rPr>
-          <w:strike w:val="1"/>
           <w:color w:val="a3a3a3"/>
           <w:sz w:val="24"/>
           <w:szCs w:val="24"/>
@@ -4421,7 +4411,6 @@
       <w:pPr>
         <w:spacing w:after="280" w:lineRule="auto"/>
         <w:rPr>
-          <w:strike w:val="1"/>
           <w:color w:val="a3a3a3"/>
           <w:sz w:val="24"/>
           <w:szCs w:val="24"/>
@@ -4535,7 +4524,6 @@
       <w:pPr>
         <w:spacing w:after="280" w:lineRule="auto"/>
         <w:rPr>
-          <w:strike w:val="1"/>
           <w:color w:val="a3a3a3"/>
           <w:sz w:val="24"/>
           <w:szCs w:val="24"/>
@@ -4677,7 +4665,6 @@
       <w:pPr>
         <w:spacing w:after="280" w:lineRule="auto"/>
         <w:rPr>
-          <w:strike w:val="1"/>
           <w:color w:val="a3a3a3"/>
           <w:sz w:val="24"/>
           <w:szCs w:val="24"/>
@@ -4819,7 +4806,6 @@
       <w:pPr>
         <w:spacing w:after="280" w:lineRule="auto"/>
         <w:rPr>
-          <w:strike w:val="1"/>
           <w:color w:val="a3a3a3"/>
           <w:sz w:val="24"/>
           <w:szCs w:val="24"/>
@@ -5093,7 +5079,6 @@
       <w:pPr>
         <w:spacing w:after="280" w:lineRule="auto"/>
         <w:rPr>
-          <w:strike w:val="1"/>
           <w:color w:val="a3a3a3"/>
           <w:sz w:val="24"/>
           <w:szCs w:val="24"/>
@@ -5311,7 +5296,6 @@
       <w:pPr>
         <w:spacing w:after="280" w:lineRule="auto"/>
         <w:rPr>
-          <w:strike w:val="1"/>
           <w:color w:val="a3a3a3"/>
           <w:sz w:val="24"/>
           <w:szCs w:val="24"/>

--- a/input/E019 Ethan Mollick/Ethan Mollick Script for Rana.docx
+++ b/input/E019 Ethan Mollick/Ethan Mollick Script for Rana.docx
@@ -2,62 +2,6 @@
 <file path=word/document.xml><?xml version="1.0" encoding="utf-8"?>
 <w:document xmlns:mc="http://schemas.openxmlformats.org/markup-compatibility/2006" xmlns:o="urn:schemas-microsoft-com:office:office" xmlns:r="http://schemas.openxmlformats.org/officeDocument/2006/relationships" xmlns:m="http://schemas.openxmlformats.org/officeDocument/2006/math" xmlns:v="urn:schemas-microsoft-com:vml" xmlns:wp="http://schemas.openxmlformats.org/drawingml/2006/wordprocessingDrawing" xmlns:w10="urn:schemas-microsoft-com:office:word" xmlns:w="http://schemas.openxmlformats.org/wordprocessingml/2006/main" xmlns:wne="http://schemas.microsoft.com/office/word/2006/wordml" xmlns:sl="http://schemas.openxmlformats.org/schemaLibrary/2006/main" xmlns:a="http://schemas.openxmlformats.org/drawingml/2006/main" xmlns:pic="http://schemas.openxmlformats.org/drawingml/2006/picture" xmlns:c="http://schemas.openxmlformats.org/drawingml/2006/chart" xmlns:lc="http://schemas.openxmlformats.org/drawingml/2006/lockedCanvas" xmlns:dgm="http://schemas.openxmlformats.org/drawingml/2006/diagram" xmlns:wps="http://schemas.microsoft.com/office/word/2010/wordprocessingShape" xmlns:wpg="http://schemas.microsoft.com/office/word/2010/wordprocessingGroup" xmlns:w14="http://schemas.microsoft.com/office/word/2010/wordml" xmlns:w15="http://schemas.microsoft.com/office/word/2012/wordml" xmlns:w16="http://schemas.microsoft.com/office/word/2018/wordml" xmlns:w16cex="http://schemas.microsoft.com/office/word/2018/wordml/cex" xmlns:w16cid="http://schemas.microsoft.com/office/word/2016/wordml/cid" xmlns="http://schemas.microsoft.com/office/tasks/2019/documenttasks" xmlns:cr="http://schemas.microsoft.com/office/comments/2020/reactions">
   <w:body>
-    <w:p>
-      <w:pPr>
-        <w:spacing w:after="200" w:lineRule="auto"/>
-        <w:jc w:val="center"/>
-        <w:rPr>
-          <w:b w:val="1"/>
-          <w:bCs w:val="1"/>
-          <w:sz w:val="24"/>
-          <w:szCs w:val="24"/>
-        </w:rPr>
-      </w:pPr>
-      <w:r>
-        <w:rPr>
-          <w:b w:val="1"/>
-          <w:bCs w:val="1"/>
-          <w:sz w:val="24"/>
-          <w:szCs w:val="24"/>
-          <w:rtl w:val="0"/>
-        </w:rPr>
-        <w:t xml:space="preserve">Ethan Mollick Script for Rana</w:t>
-      </w:r>
-    </w:p>
-    <w:p>
-      <w:pPr>
-        <w:spacing w:after="280" w:lineRule="auto"/>
-        <w:rPr>
-          <w:b w:val="1"/>
-          <w:bCs w:val="1"/>
-          <w:sz w:val="24"/>
-          <w:szCs w:val="24"/>
-        </w:rPr>
-      </w:pPr>
-      <w:r>
-        <w:rPr>
-          <w:color w:val="fdb7d6"/>
-          <w:sz w:val="24"/>
-          <w:szCs w:val="24"/>
-          <w:shd w:fill="fdb7d6" w:val="clear"/>
-          <w:rtl w:val="0"/>
-        </w:rPr>
-        <w:t xml:space="preserve">Than</w:t>
-      </w:r>
-      <w:r>
-        <w:rPr>
-          <w:sz w:val="24"/>
-          <w:szCs w:val="24"/>
-          <w:rtl w:val="0"/>
-        </w:rPr>
-        <w:t xml:space="preserve"> = crosstalk</w:t>
-      </w:r>
-      <w:r>
-        <w:rPr>
-          <w:rtl w:val="0"/>
-        </w:rPr>
-      </w:r>
-    </w:p>
     <w:p>
       <w:pPr>
         <w:spacing w:after="280" w:lineRule="auto"/>
